--- a/tillsyn/A 40428-2023 tillsynsbegäran.docx
+++ b/tillsyn/A 40428-2023 tillsynsbegäran.docx
@@ -510,7 +510,7 @@
     <w:r>
       <w:tab/>
       <w:tab/>
-      <w:t>2026-06-18</w:t>
+      <w:t>2026-06-19</w:t>
       <w:br/>
       <w:br/>
     </w:r>

--- a/tillsyn/A 40428-2023 tillsynsbegäran.docx
+++ b/tillsyn/A 40428-2023 tillsynsbegäran.docx
@@ -510,7 +510,7 @@
     <w:r>
       <w:tab/>
       <w:tab/>
-      <w:t>2026-06-19</w:t>
+      <w:t>2026-06-20</w:t>
       <w:br/>
       <w:br/>
     </w:r>

--- a/tillsyn/A 40428-2023 tillsynsbegäran.docx
+++ b/tillsyn/A 40428-2023 tillsynsbegäran.docx
@@ -12,10 +12,7 @@
     </w:p>
     <w:p>
       <w:r>
-        <w:t>Detta dokument behandlar höga naturvärden i avverkningsanmälan A 40428-2023 i Sundsvalls kommun som inkom 2023-08-31 och omfattar 6,6 ha.</w:t>
-      </w:r>
-      <w:r>
-        <w:t xml:space="preserve"> I Figur 1 visas fyndplatser för naturvårdsarter i området, som finns registrerade på Artportalen.</w:t>
+        <w:t>Denna tillsynsbegäran behandlar höga naturvärden i avverkningsanmälan A 40428-2023 i Sundsvalls kommun som inkom 2023-08-31 och omfattar 6,6 ha.</w:t>
       </w:r>
     </w:p>
     <w:p>
@@ -25,7 +22,7 @@
       <w:r>
         <w:drawing>
           <wp:inline xmlns:a="http://schemas.openxmlformats.org/drawingml/2006/main" xmlns:pic="http://schemas.openxmlformats.org/drawingml/2006/picture">
-            <wp:extent cx="5182242" cy="5688000"/>
+            <wp:extent cx="5215041" cy="5724000"/>
             <wp:docPr id="1" name="Picture 1"/>
             <wp:cNvGraphicFramePr>
               <a:graphicFrameLocks noChangeAspect="1"/>
@@ -46,7 +43,7 @@
                   <pic:spPr>
                     <a:xfrm>
                       <a:off x="0" y="0"/>
-                      <a:ext cx="5182242" cy="5688000"/>
+                      <a:ext cx="5215041" cy="5724000"/>
                     </a:xfrm>
                     <a:prstGeom prst="rect"/>
                   </pic:spPr>
@@ -63,7 +60,20 @@
         <w:spacing w:after="240"/>
       </w:pPr>
       <w:r>
-        <w:t>Figur 1. Fyndplatser för naturvårdsarter inom 1 meter från avverkningsanmälan (röd linje). Inom parentes anges rödlistekategorier, S för signalarter, Tför typiska arter och fridlysningsparagrafer i artskyddsförordningen.Markörer utan svart kant är placerade på fyndplatsen. Markörer med svart kant är placerade vid sidan av fyndplatsen och har ett svart streck som visar fyndplatsens exakta position. Kartans mittpunktskoordinat är N 6942306, E 585851 i SWEREF 99 TM.</w:t>
+        <w:t>Figur 1. Fyndplatser för naturvårdsarter inom 1 meter från avverkningsanmälan. Markörer utan svart kant är placerade på fyndplatsen. Markörer med svart kant är placerade vid sidan av fyndplatsen har ett svart streck som visar fyndplatsens exakta position. Kartans mittpunktskoordinat är N 6942306, E 585851 i SWEREF 99 TM.</w:t>
+      </w:r>
+    </w:p>
+    <w:p>
+      <w:r>
+        <w:t>Inom 1 meter från avverkningsanmälan finns fynd av 3 naturvårdsarter, varav 1 är rödlistad, 3 är fridlysta och 2 är typiska (T): talltita (NT, §4), gråspett (T, §4) och järpe (T, §4). Se Figur 1.</w:t>
+      </w:r>
+    </w:p>
+    <w:p>
+      <w:pPr>
+        <w:pStyle w:val="Heading1"/>
+      </w:pPr>
+      <w:r>
+        <w:t>Tillsynsbegäran</w:t>
       </w:r>
     </w:p>
     <w:p>
@@ -77,53 +87,27 @@
       </w:r>
     </w:p>
     <w:p>
-      <w:r>
-        <w:t>Nedan beskrivs fynd av naturvårdsarter och fridlysta arter som gjorts i det avverkningsanmälda området. I BILAGA 1 finns artfakta om fridlysta arter.</w:t>
-      </w:r>
-    </w:p>
-    <w:p>
       <w:pPr>
         <w:pStyle w:val="Heading1"/>
       </w:pPr>
       <w:r>
-        <w:t>Naturvårdsarter</w:t>
+        <w:t>Naturvårdsarter och fridlysta arter</w:t>
       </w:r>
     </w:p>
     <w:p>
       <w:r>
-        <w:t>Inom 1 meter från avverkningsanmälan har följande 3 naturvårdsarter hittats: talltita (NT, §4), gråspett (T, §4) och järpe (T, §4). Av dessa är 1 rödlistade. För rödlistade arter har rödlistekategorin angivits inom parentes. Typiska arter inom Natura 2000 som är kopplade till skogsekosystem har markerats med (T). För fridlysta arter anges även paragrafen i Artskyddsförordningen som arten är fridlyst enligt.</w:t>
+        <w:t>Nedan följer beskrivningar av de naturvårdsarter och fridlysta arter som har sina livsmiljöer och växtplatser i den avverkningsanmälda skogen. Se även ytterligare artfakta i BILAGA 1. De påträffade naturvårdsarterna är ett tydligt kvitto på att det rör sig om en skog med höga naturvärden.</w:t>
       </w:r>
     </w:p>
     <w:p>
       <w:r>
-        <w:t>De påträffade naturvårdsarterna är ett tydligt kvitto på att det rör sig om en skog med höga naturvärden.</w:t>
-      </w:r>
-    </w:p>
-    <w:p>
-      <w:pPr>
-        <w:pStyle w:val="Heading2"/>
-      </w:pPr>
-      <w:r>
-        <w:t>Fridlysta arter</w:t>
-      </w:r>
-    </w:p>
-    <w:p>
-      <w:r>
-        <w:t>Följande fridlysta arter har sina livsmiljöer och växtplatser i den avverkningsanmälda skogen: talltita (NT, §4), gråspett (T, §4) och järpe (T, §4).</w:t>
-      </w:r>
-    </w:p>
-    <w:p>
-      <w:r>
-        <w:t xml:space="preserve">Observera att medlemsländerna är skyldiga att agera i enlighet med EU:s fågeldirektiv där det uttryckligen står att direktivet gäller för fåglar samt för deras ägg, bon och </w:t>
-      </w:r>
-      <w:r>
         <w:rPr>
           <w:b/>
         </w:rPr>
-        <w:t xml:space="preserve">livsmiljöer </w:t>
+        <w:t>Talltita (NT, §4)</w:t>
       </w:r>
       <w:r>
-        <w:t>(artikel 1). Vidare att de åtgärder som vidtas inte får leda till en försämring av den nuvarande situationen beträffande bevarandet av de fågelarter som avses i artikel 1 (artikel 13). Fågeldirektivet är styrande för tillsynsansvariga myndigheters ärendehantering, ställningstaganden och beslutsfattande.</w:t>
+        <w:t>, rödlistad som nära hotad och prioriterad art i Skogsvårdslagen, har häckningsrevir i anmälan. Arten har minskat kraftigt de senaste 30 åren och minskningstakten innevarande 10-årsperiod beräknas till 20 (10–30) %. Talltitan är synnerligen trogen sitt cirka 15 hektar stora revir och är beroende av flerskiktade olikåldriga skogar för att kunna föda upp sina ungar. Talltitan försvinner om dess livsmiljö kalavverkas (Eggers &amp; Low, 2014; Ekman, 1979; Griesser et al, 2007; Klein, 2020; Siffczyk et al, 2003; SLU Artdatabanken, 2021).</w:t>
       </w:r>
     </w:p>
     <w:p>
@@ -176,19 +160,25 @@
       </w:r>
     </w:p>
     <w:p>
+      <w:pPr>
+        <w:pStyle w:val="Heading1"/>
+      </w:pPr>
+      <w:r>
+        <w:t>EU:s fågeldirektiv</w:t>
+      </w:r>
+    </w:p>
+    <w:p>
+      <w:r>
+        <w:t xml:space="preserve">Europeiska unionens medlemsländer är skyldiga att agera i enlighet med EU:s fågeldirektiv där det uttryckligen står att direktivet gäller för fåglar samt för deras ägg, bon och </w:t>
+      </w:r>
       <w:r>
         <w:rPr>
           <w:b/>
         </w:rPr>
-        <w:t>Talltita (NT, §4)</w:t>
+        <w:t xml:space="preserve">livsmiljöer </w:t>
       </w:r>
       <w:r>
-        <w:t>, rödlistad som nära hotad och prioriterad art i Skogsvårdslagen, har häckningsrevir i anmälan. Arten har minskat kraftigt de senaste 30 åren och minskningstakten innevarande 10-årsperiod beräknas till 20 (10–30) %. Talltitan är synnerligen trogen sitt cirka 15 hektar stora revir och är beroende av flerskiktade olikåldriga skogar för att kunna föda upp sina ungar. Talltitan försvinner om dess livsmiljö kalavverkas (Eggers &amp; Low, 2014; Ekman, 1979; Griesser et al, 2007; Klein, 2020; Siffczyk et al, 2003; SLU Artdatabanken, 2021).</w:t>
-      </w:r>
-    </w:p>
-    <w:p>
-      <w:r>
-        <w:t>I BILAGA 1 finns mer detaljerad information om ekologi samt krav på livsmiljö hos fridlysta arter.</w:t>
+        <w:t>(artikel 1). Vidare att de åtgärder som vidtas inte får leda till en försämring av den nuvarande situationen beträffande bevarandet av de fågelarter som avses i artikel 1 (artikel 13). Fågeldirektivet är styrande för tillsynsansvariga myndigheters ärendehantering, ställningstaganden och beslutsfattande.</w:t>
       </w:r>
     </w:p>
     <w:p>
@@ -202,64 +192,6 @@
       </w:pPr>
       <w:r>
         <w:t>BILAGA 1 – Fridlysta arter</w:t>
-      </w:r>
-    </w:p>
-    <w:p>
-      <w:pPr>
-        <w:pStyle w:val="Heading1"/>
-      </w:pPr>
-      <w:r>
-        <w:t>Järpe – ekologi samt krav på livsmiljön</w:t>
-      </w:r>
-    </w:p>
-    <w:p>
-      <w:r>
-        <w:t>Järpe är fridlyst enligt 4§ artskyddsförordningen och upptagen i bilaga 1 och 2 EU:s fågeldirektiv. Den finns i sammanhängande grandominerad skog över hela Sverige men förekomsterna är betydligt glesare i Götaland än i övriga landet. Järpen har sina livsmiljöer i tät barrskog med inblandning av lövträd och en väl utvecklad flerskiktad struktur med bärris och yngre eller undertryckta, täta granar i ett lägre skikt, ofta utmed bäckar och åar inne i den skyddande granskogen (SLU Artdatabanken, 2026).</w:t>
-      </w:r>
-    </w:p>
-    <w:p>
-      <w:r>
-        <w:t xml:space="preserve">Arten behöver lämpliga skogsbestånd om sammanlagt minst 25 hektar. Den är mycket stationär inom sitt revir och när ett par etablerat sig stannar de så länge miljön är intakt. Den undviker öppen mark och förﬂyttar sig sällan över större öppna myrar eller åkermark, och är därför känslig för fragmentering. Järpen överlever inte om dess livsmiljö kalavverkas och är även känslig för röjning, gallring och avverkning där unga granar och lövträd inte sparas i tillräcklig omfattning.  Järpe är typisk art för </w:t>
-      </w:r>
-      <w:r>
-        <w:rPr>
-          <w:i/>
-        </w:rPr>
-        <w:t>9010 Taiga, 9740 Skogsbevuxen myr</w:t>
-      </w:r>
-      <w:r>
-        <w:t xml:space="preserve"> och </w:t>
-      </w:r>
-      <w:r>
-        <w:rPr>
-          <w:i/>
-        </w:rPr>
-        <w:t>9080 Lövsumpskog</w:t>
-      </w:r>
-      <w:r>
-        <w:t xml:space="preserve"> (SLU Artdatabanken, 2026).</w:t>
-      </w:r>
-    </w:p>
-    <w:p>
-      <w:pPr>
-        <w:pStyle w:val="Heading2"/>
-      </w:pPr>
-      <w:r>
-        <w:t>Referenser – järpe</w:t>
-      </w:r>
-    </w:p>
-    <w:p>
-      <w:r>
-        <w:t xml:space="preserve">SLU Artdatabanken, 2026. </w:t>
-      </w:r>
-      <w:r>
-        <w:rPr>
-          <w:i/>
-        </w:rPr>
-        <w:t xml:space="preserve">Artfaktablad. Naturvård – artfakta. </w:t>
-      </w:r>
-      <w:r>
-        <w:t>SLU Artdatabanken, Uppsala</w:t>
       </w:r>
     </w:p>
     <w:p>
@@ -382,6 +314,64 @@
         <w:t>SLU Artdatabanken, Uppsala</w:t>
       </w:r>
     </w:p>
+    <w:p>
+      <w:pPr>
+        <w:pStyle w:val="Heading1"/>
+      </w:pPr>
+      <w:r>
+        <w:t>Järpe – ekologi samt krav på livsmiljön</w:t>
+      </w:r>
+    </w:p>
+    <w:p>
+      <w:r>
+        <w:t>Järpe är fridlyst enligt 4§ artskyddsförordningen och upptagen i bilaga 1 och 2 EU:s fågeldirektiv. Den finns i sammanhängande grandominerad skog över hela Sverige men förekomsterna är betydligt glesare i Götaland än i övriga landet. Järpen har sina livsmiljöer i tät barrskog med inblandning av lövträd och en väl utvecklad flerskiktad struktur med bärris och yngre eller undertryckta, täta granar i ett lägre skikt, ofta utmed bäckar och åar inne i den skyddande granskogen (SLU Artdatabanken, 2026).</w:t>
+      </w:r>
+    </w:p>
+    <w:p>
+      <w:r>
+        <w:t xml:space="preserve">Arten behöver lämpliga skogsbestånd om sammanlagt minst 25 hektar. Den är mycket stationär inom sitt revir och när ett par etablerat sig stannar de så länge miljön är intakt. Den undviker öppen mark och förﬂyttar sig sällan över större öppna myrar eller åkermark, och är därför känslig för fragmentering. Järpen överlever inte om dess livsmiljö kalavverkas och är även känslig för röjning, gallring och avverkning där unga granar och lövträd inte sparas i tillräcklig omfattning.  Järpe är typisk art för </w:t>
+      </w:r>
+      <w:r>
+        <w:rPr>
+          <w:i/>
+        </w:rPr>
+        <w:t>9010 Taiga, 9740 Skogsbevuxen myr</w:t>
+      </w:r>
+      <w:r>
+        <w:t xml:space="preserve"> och </w:t>
+      </w:r>
+      <w:r>
+        <w:rPr>
+          <w:i/>
+        </w:rPr>
+        <w:t>9080 Lövsumpskog</w:t>
+      </w:r>
+      <w:r>
+        <w:t xml:space="preserve"> (SLU Artdatabanken, 2026).</w:t>
+      </w:r>
+    </w:p>
+    <w:p>
+      <w:pPr>
+        <w:pStyle w:val="Heading2"/>
+      </w:pPr>
+      <w:r>
+        <w:t>Referenser – järpe</w:t>
+      </w:r>
+    </w:p>
+    <w:p>
+      <w:r>
+        <w:t xml:space="preserve">SLU Artdatabanken, 2026. </w:t>
+      </w:r>
+      <w:r>
+        <w:rPr>
+          <w:i/>
+        </w:rPr>
+        <w:t xml:space="preserve">Artfaktablad. Naturvård – artfakta. </w:t>
+      </w:r>
+      <w:r>
+        <w:t>SLU Artdatabanken, Uppsala</w:t>
+      </w:r>
+    </w:p>
     <w:sectPr>
       <w:headerReference w:type="even" r:id="rId8"/>
       <w:headerReference w:type="default" r:id="rId9"/>
@@ -510,7 +500,7 @@
     <w:r>
       <w:tab/>
       <w:tab/>
-      <w:t>2026-06-20</w:t>
+      <w:t>2026-06-21</w:t>
       <w:br/>
       <w:br/>
     </w:r>

--- a/tillsyn/A 40428-2023 tillsynsbegäran.docx
+++ b/tillsyn/A 40428-2023 tillsynsbegäran.docx
@@ -500,7 +500,7 @@
     <w:r>
       <w:tab/>
       <w:tab/>
-      <w:t>2026-06-21</w:t>
+      <w:t>2026-06-22</w:t>
       <w:br/>
       <w:br/>
     </w:r>

--- a/tillsyn/A 40428-2023 tillsynsbegäran.docx
+++ b/tillsyn/A 40428-2023 tillsynsbegäran.docx
@@ -500,7 +500,7 @@
     <w:r>
       <w:tab/>
       <w:tab/>
-      <w:t>2026-06-22</w:t>
+      <w:t>2026-06-23</w:t>
       <w:br/>
       <w:br/>
     </w:r>

--- a/tillsyn/A 40428-2023 tillsynsbegäran.docx
+++ b/tillsyn/A 40428-2023 tillsynsbegäran.docx
@@ -500,7 +500,7 @@
     <w:r>
       <w:tab/>
       <w:tab/>
-      <w:t>2026-06-23</w:t>
+      <w:t>2026-06-24</w:t>
       <w:br/>
       <w:br/>
     </w:r>

--- a/tillsyn/A 40428-2023 tillsynsbegäran.docx
+++ b/tillsyn/A 40428-2023 tillsynsbegäran.docx
@@ -500,7 +500,7 @@
     <w:r>
       <w:tab/>
       <w:tab/>
-      <w:t>2026-06-24</w:t>
+      <w:t>2026-06-25</w:t>
       <w:br/>
       <w:br/>
     </w:r>

--- a/tillsyn/A 40428-2023 tillsynsbegäran.docx
+++ b/tillsyn/A 40428-2023 tillsynsbegäran.docx
@@ -500,7 +500,7 @@
     <w:r>
       <w:tab/>
       <w:tab/>
-      <w:t>2026-06-25</w:t>
+      <w:t>2026-06-26</w:t>
       <w:br/>
       <w:br/>
     </w:r>

--- a/tillsyn/A 40428-2023 tillsynsbegäran.docx
+++ b/tillsyn/A 40428-2023 tillsynsbegäran.docx
@@ -500,7 +500,7 @@
     <w:r>
       <w:tab/>
       <w:tab/>
-      <w:t>2026-06-26</w:t>
+      <w:t>2026-06-27</w:t>
       <w:br/>
       <w:br/>
     </w:r>

--- a/tillsyn/A 40428-2023 tillsynsbegäran.docx
+++ b/tillsyn/A 40428-2023 tillsynsbegäran.docx
@@ -500,7 +500,7 @@
     <w:r>
       <w:tab/>
       <w:tab/>
-      <w:t>2026-06-27</w:t>
+      <w:t>2026-06-28</w:t>
       <w:br/>
       <w:br/>
     </w:r>

--- a/tillsyn/A 40428-2023 tillsynsbegäran.docx
+++ b/tillsyn/A 40428-2023 tillsynsbegäran.docx
@@ -500,7 +500,7 @@
     <w:r>
       <w:tab/>
       <w:tab/>
-      <w:t>2026-06-28</w:t>
+      <w:t>2026-06-29</w:t>
       <w:br/>
       <w:br/>
     </w:r>

--- a/tillsyn/A 40428-2023 tillsynsbegäran.docx
+++ b/tillsyn/A 40428-2023 tillsynsbegäran.docx
@@ -500,7 +500,7 @@
     <w:r>
       <w:tab/>
       <w:tab/>
-      <w:t>2026-06-29</w:t>
+      <w:t>2026-06-30</w:t>
       <w:br/>
       <w:br/>
     </w:r>

--- a/tillsyn/A 40428-2023 tillsynsbegäran.docx
+++ b/tillsyn/A 40428-2023 tillsynsbegäran.docx
@@ -500,7 +500,7 @@
     <w:r>
       <w:tab/>
       <w:tab/>
-      <w:t>2026-06-30</w:t>
+      <w:t>2026-07-01</w:t>
       <w:br/>
       <w:br/>
     </w:r>

--- a/tillsyn/A 40428-2023 tillsynsbegäran.docx
+++ b/tillsyn/A 40428-2023 tillsynsbegäran.docx
@@ -500,7 +500,7 @@
     <w:r>
       <w:tab/>
       <w:tab/>
-      <w:t>2026-07-01</w:t>
+      <w:t>2026-07-02</w:t>
       <w:br/>
       <w:br/>
     </w:r>

--- a/tillsyn/A 40428-2023 tillsynsbegäran.docx
+++ b/tillsyn/A 40428-2023 tillsynsbegäran.docx
@@ -500,7 +500,7 @@
     <w:r>
       <w:tab/>
       <w:tab/>
-      <w:t>2026-07-13</w:t>
+      <w:t>2026-07-14</w:t>
       <w:br/>
       <w:br/>
     </w:r>

--- a/tillsyn/A 40428-2023 tillsynsbegäran.docx
+++ b/tillsyn/A 40428-2023 tillsynsbegäran.docx
@@ -500,7 +500,7 @@
     <w:r>
       <w:tab/>
       <w:tab/>
-      <w:t>2026-07-14</w:t>
+      <w:t>2026-07-15</w:t>
       <w:br/>
       <w:br/>
     </w:r>

--- a/tillsyn/A 40428-2023 tillsynsbegäran.docx
+++ b/tillsyn/A 40428-2023 tillsynsbegäran.docx
@@ -500,7 +500,7 @@
     <w:r>
       <w:tab/>
       <w:tab/>
-      <w:t>2026-07-15</w:t>
+      <w:t>2026-07-16</w:t>
       <w:br/>
       <w:br/>
     </w:r>

--- a/tillsyn/A 40428-2023 tillsynsbegäran.docx
+++ b/tillsyn/A 40428-2023 tillsynsbegäran.docx
@@ -500,7 +500,7 @@
     <w:r>
       <w:tab/>
       <w:tab/>
-      <w:t>2026-07-16</w:t>
+      <w:t>2026-07-17</w:t>
       <w:br/>
       <w:br/>
     </w:r>

--- a/tillsyn/A 40428-2023 tillsynsbegäran.docx
+++ b/tillsyn/A 40428-2023 tillsynsbegäran.docx
@@ -500,7 +500,7 @@
     <w:r>
       <w:tab/>
       <w:tab/>
-      <w:t>2026-07-17</w:t>
+      <w:t>2026-07-18</w:t>
       <w:br/>
       <w:br/>
     </w:r>

--- a/tillsyn/A 40428-2023 tillsynsbegäran.docx
+++ b/tillsyn/A 40428-2023 tillsynsbegäran.docx
@@ -500,7 +500,7 @@
     <w:r>
       <w:tab/>
       <w:tab/>
-      <w:t>2026-07-18</w:t>
+      <w:t>2026-07-19</w:t>
       <w:br/>
       <w:br/>
     </w:r>

--- a/tillsyn/A 40428-2023 tillsynsbegäran.docx
+++ b/tillsyn/A 40428-2023 tillsynsbegäran.docx
@@ -500,7 +500,7 @@
     <w:r>
       <w:tab/>
       <w:tab/>
-      <w:t>2026-07-19</w:t>
+      <w:t>2026-07-20</w:t>
       <w:br/>
       <w:br/>
     </w:r>

--- a/tillsyn/A 40428-2023 tillsynsbegäran.docx
+++ b/tillsyn/A 40428-2023 tillsynsbegäran.docx
@@ -500,7 +500,7 @@
     <w:r>
       <w:tab/>
       <w:tab/>
-      <w:t>2026-07-20</w:t>
+      <w:t>2026-07-21</w:t>
       <w:br/>
       <w:br/>
     </w:r>

--- a/tillsyn/A 40428-2023 tillsynsbegäran.docx
+++ b/tillsyn/A 40428-2023 tillsynsbegäran.docx
@@ -500,7 +500,7 @@
     <w:r>
       <w:tab/>
       <w:tab/>
-      <w:t>2026-07-21</w:t>
+      <w:t>2026-07-22</w:t>
       <w:br/>
       <w:br/>
     </w:r>

--- a/tillsyn/A 40428-2023 tillsynsbegäran.docx
+++ b/tillsyn/A 40428-2023 tillsynsbegäran.docx
@@ -500,7 +500,7 @@
     <w:r>
       <w:tab/>
       <w:tab/>
-      <w:t>2026-07-22</w:t>
+      <w:t>2026-07-23</w:t>
       <w:br/>
       <w:br/>
     </w:r>

--- a/tillsyn/A 40428-2023 tillsynsbegäran.docx
+++ b/tillsyn/A 40428-2023 tillsynsbegäran.docx
@@ -500,7 +500,7 @@
     <w:r>
       <w:tab/>
       <w:tab/>
-      <w:t>2026-07-23</w:t>
+      <w:t>2026-07-24</w:t>
       <w:br/>
       <w:br/>
     </w:r>

--- a/tillsyn/A 40428-2023 tillsynsbegäran.docx
+++ b/tillsyn/A 40428-2023 tillsynsbegäran.docx
@@ -500,7 +500,7 @@
     <w:r>
       <w:tab/>
       <w:tab/>
-      <w:t>2026-07-24</w:t>
+      <w:t>2026-07-25</w:t>
       <w:br/>
       <w:br/>
     </w:r>

--- a/tillsyn/A 40428-2023 tillsynsbegäran.docx
+++ b/tillsyn/A 40428-2023 tillsynsbegäran.docx
@@ -500,7 +500,7 @@
     <w:r>
       <w:tab/>
       <w:tab/>
-      <w:t>2026-07-25</w:t>
+      <w:t>2026-07-26</w:t>
       <w:br/>
       <w:br/>
     </w:r>

--- a/tillsyn/A 40428-2023 tillsynsbegäran.docx
+++ b/tillsyn/A 40428-2023 tillsynsbegäran.docx
@@ -500,7 +500,7 @@
     <w:r>
       <w:tab/>
       <w:tab/>
-      <w:t>2026-07-26</w:t>
+      <w:t>2026-07-27</w:t>
       <w:br/>
       <w:br/>
     </w:r>

--- a/tillsyn/A 40428-2023 tillsynsbegäran.docx
+++ b/tillsyn/A 40428-2023 tillsynsbegäran.docx
@@ -500,7 +500,7 @@
     <w:r>
       <w:tab/>
       <w:tab/>
-      <w:t>2026-07-27</w:t>
+      <w:t>2026-07-28</w:t>
       <w:br/>
       <w:br/>
     </w:r>

--- a/tillsyn/A 40428-2023 tillsynsbegäran.docx
+++ b/tillsyn/A 40428-2023 tillsynsbegäran.docx
@@ -500,7 +500,7 @@
     <w:r>
       <w:tab/>
       <w:tab/>
-      <w:t>2026-07-28</w:t>
+      <w:t>2026-07-29</w:t>
       <w:br/>
       <w:br/>
     </w:r>

--- a/tillsyn/A 40428-2023 tillsynsbegäran.docx
+++ b/tillsyn/A 40428-2023 tillsynsbegäran.docx
@@ -500,7 +500,7 @@
     <w:r>
       <w:tab/>
       <w:tab/>
-      <w:t>2026-07-29</w:t>
+      <w:t>2026-07-30</w:t>
       <w:br/>
       <w:br/>
     </w:r>

--- a/tillsyn/A 40428-2023 tillsynsbegäran.docx
+++ b/tillsyn/A 40428-2023 tillsynsbegäran.docx
@@ -500,7 +500,7 @@
     <w:r>
       <w:tab/>
       <w:tab/>
-      <w:t>2026-07-30</w:t>
+      <w:t>2026-07-31</w:t>
       <w:br/>
       <w:br/>
     </w:r>

--- a/tillsyn/A 40428-2023 tillsynsbegäran.docx
+++ b/tillsyn/A 40428-2023 tillsynsbegäran.docx
@@ -500,7 +500,7 @@
     <w:r>
       <w:tab/>
       <w:tab/>
-      <w:t>2026-07-31</w:t>
+      <w:t>2026-08-01</w:t>
       <w:br/>
       <w:br/>
     </w:r>

--- a/tillsyn/A 40428-2023 tillsynsbegäran.docx
+++ b/tillsyn/A 40428-2023 tillsynsbegäran.docx
@@ -500,7 +500,7 @@
     <w:r>
       <w:tab/>
       <w:tab/>
-      <w:t>2026-08-01</w:t>
+      <w:t>2026-08-02</w:t>
       <w:br/>
       <w:br/>
     </w:r>

--- a/tillsyn/A 40428-2023 tillsynsbegäran.docx
+++ b/tillsyn/A 40428-2023 tillsynsbegäran.docx
@@ -500,7 +500,7 @@
     <w:r>
       <w:tab/>
       <w:tab/>
-      <w:t>2026-08-02</w:t>
+      <w:t>2026-08-03</w:t>
       <w:br/>
       <w:br/>
     </w:r>

--- a/tillsyn/A 40428-2023 tillsynsbegäran.docx
+++ b/tillsyn/A 40428-2023 tillsynsbegäran.docx
@@ -500,7 +500,7 @@
     <w:r>
       <w:tab/>
       <w:tab/>
-      <w:t>2026-08-03</w:t>
+      <w:t>2026-08-05</w:t>
       <w:br/>
       <w:br/>
     </w:r>

--- a/tillsyn/A 40428-2023 tillsynsbegäran.docx
+++ b/tillsyn/A 40428-2023 tillsynsbegäran.docx
@@ -500,7 +500,7 @@
     <w:r>
       <w:tab/>
       <w:tab/>
-      <w:t>2026-08-05</w:t>
+      <w:t>2026-08-07</w:t>
       <w:br/>
       <w:br/>
     </w:r>

--- a/tillsyn/A 40428-2023 tillsynsbegäran.docx
+++ b/tillsyn/A 40428-2023 tillsynsbegäran.docx
@@ -500,7 +500,7 @@
     <w:r>
       <w:tab/>
       <w:tab/>
-      <w:t>2026-08-07</w:t>
+      <w:t>2026-08-08</w:t>
       <w:br/>
       <w:br/>
     </w:r>

--- a/tillsyn/A 40428-2023 tillsynsbegäran.docx
+++ b/tillsyn/A 40428-2023 tillsynsbegäran.docx
@@ -60,7 +60,7 @@
         <w:spacing w:after="240"/>
       </w:pPr>
       <w:r>
-        <w:t>Figur 1. Fyndplatser för naturvårdsarter inom 1 meter från avverkningsanmälan. Markörer utan svart kant är placerade på fyndplatsen. Markörer med svart kant är placerade vid sidan av fyndplatsen har ett svart streck som visar fyndplatsens exakta position. Kartans mittpunktskoordinat är N 6942306, E 585851 i SWEREF 99 TM.</w:t>
+        <w:t>Figur 1. Fyndplatser för naturvårdsarter inom 1 meter från avverkningsanmälan. Markörer utan svart kant är placerade på fyndplatsen. Markörer med svart kant är placerade vid sidan av fyndplatsen och har ett svart streck som visar fyndplatsens exakta position. Kartans mittpunktskoordinat är N 6942306, E 585851 i SWEREF 99 TM.</w:t>
       </w:r>
     </w:p>
     <w:p>
@@ -500,7 +500,7 @@
     <w:r>
       <w:tab/>
       <w:tab/>
-      <w:t>2026-08-14</w:t>
+      <w:t>2026-08-15</w:t>
       <w:br/>
       <w:br/>
     </w:r>

--- a/tillsyn/A 40428-2023 tillsynsbegäran.docx
+++ b/tillsyn/A 40428-2023 tillsynsbegäran.docx
@@ -500,7 +500,7 @@
     <w:r>
       <w:tab/>
       <w:tab/>
-      <w:t>2026-08-15</w:t>
+      <w:t>2026-08-16</w:t>
       <w:br/>
       <w:br/>
     </w:r>

--- a/tillsyn/A 40428-2023 tillsynsbegäran.docx
+++ b/tillsyn/A 40428-2023 tillsynsbegäran.docx
@@ -500,7 +500,7 @@
     <w:r>
       <w:tab/>
       <w:tab/>
-      <w:t>2026-08-16</w:t>
+      <w:t>2026-08-17</w:t>
       <w:br/>
       <w:br/>
     </w:r>

--- a/tillsyn/A 40428-2023 tillsynsbegäran.docx
+++ b/tillsyn/A 40428-2023 tillsynsbegäran.docx
@@ -500,7 +500,7 @@
     <w:r>
       <w:tab/>
       <w:tab/>
-      <w:t>2026-08-17</w:t>
+      <w:t>2026-08-18</w:t>
       <w:br/>
       <w:br/>
     </w:r>

--- a/tillsyn/A 40428-2023 tillsynsbegäran.docx
+++ b/tillsyn/A 40428-2023 tillsynsbegäran.docx
@@ -500,7 +500,7 @@
     <w:r>
       <w:tab/>
       <w:tab/>
-      <w:t>2026-08-18</w:t>
+      <w:t>2026-08-19</w:t>
       <w:br/>
       <w:br/>
     </w:r>

--- a/tillsyn/A 40428-2023 tillsynsbegäran.docx
+++ b/tillsyn/A 40428-2023 tillsynsbegäran.docx
@@ -500,7 +500,7 @@
     <w:r>
       <w:tab/>
       <w:tab/>
-      <w:t>2026-08-19</w:t>
+      <w:t>2026-08-20</w:t>
       <w:br/>
       <w:br/>
     </w:r>

--- a/tillsyn/A 40428-2023 tillsynsbegäran.docx
+++ b/tillsyn/A 40428-2023 tillsynsbegäran.docx
@@ -500,7 +500,7 @@
     <w:r>
       <w:tab/>
       <w:tab/>
-      <w:t>2026-08-20</w:t>
+      <w:t>2026-08-21</w:t>
       <w:br/>
       <w:br/>
     </w:r>

--- a/tillsyn/A 40428-2023 tillsynsbegäran.docx
+++ b/tillsyn/A 40428-2023 tillsynsbegäran.docx
@@ -500,7 +500,7 @@
     <w:r>
       <w:tab/>
       <w:tab/>
-      <w:t>2026-08-21</w:t>
+      <w:t>2026-08-22</w:t>
       <w:br/>
       <w:br/>
     </w:r>

--- a/tillsyn/A 40428-2023 tillsynsbegäran.docx
+++ b/tillsyn/A 40428-2023 tillsynsbegäran.docx
@@ -500,7 +500,7 @@
     <w:r>
       <w:tab/>
       <w:tab/>
-      <w:t>2026-08-22</w:t>
+      <w:t>2026-08-23</w:t>
       <w:br/>
       <w:br/>
     </w:r>

--- a/tillsyn/A 40428-2023 tillsynsbegäran.docx
+++ b/tillsyn/A 40428-2023 tillsynsbegäran.docx
@@ -500,7 +500,7 @@
     <w:r>
       <w:tab/>
       <w:tab/>
-      <w:t>2026-08-23</w:t>
+      <w:t>2026-08-24</w:t>
       <w:br/>
       <w:br/>
     </w:r>

--- a/tillsyn/A 40428-2023 tillsynsbegäran.docx
+++ b/tillsyn/A 40428-2023 tillsynsbegäran.docx
@@ -500,7 +500,7 @@
     <w:r>
       <w:tab/>
       <w:tab/>
-      <w:t>2026-08-24</w:t>
+      <w:t>2026-08-25</w:t>
       <w:br/>
       <w:br/>
     </w:r>

--- a/tillsyn/A 40428-2023 tillsynsbegäran.docx
+++ b/tillsyn/A 40428-2023 tillsynsbegäran.docx
@@ -500,7 +500,7 @@
     <w:r>
       <w:tab/>
       <w:tab/>
-      <w:t>2026-08-25</w:t>
+      <w:t>2026-08-26</w:t>
       <w:br/>
       <w:br/>
     </w:r>

--- a/tillsyn/A 40428-2023 tillsynsbegäran.docx
+++ b/tillsyn/A 40428-2023 tillsynsbegäran.docx
@@ -500,7 +500,7 @@
     <w:r>
       <w:tab/>
       <w:tab/>
-      <w:t>2026-08-26</w:t>
+      <w:t>2026-08-27</w:t>
       <w:br/>
       <w:br/>
     </w:r>

--- a/tillsyn/A 40428-2023 tillsynsbegäran.docx
+++ b/tillsyn/A 40428-2023 tillsynsbegäran.docx
@@ -500,7 +500,7 @@
     <w:r>
       <w:tab/>
       <w:tab/>
-      <w:t>2026-08-27</w:t>
+      <w:t>2026-08-28</w:t>
       <w:br/>
       <w:br/>
     </w:r>

--- a/tillsyn/A 40428-2023 tillsynsbegäran.docx
+++ b/tillsyn/A 40428-2023 tillsynsbegäran.docx
@@ -500,7 +500,7 @@
     <w:r>
       <w:tab/>
       <w:tab/>
-      <w:t>2026-08-28</w:t>
+      <w:t>2026-08-29</w:t>
       <w:br/>
       <w:br/>
     </w:r>

--- a/tillsyn/A 40428-2023 tillsynsbegäran.docx
+++ b/tillsyn/A 40428-2023 tillsynsbegäran.docx
@@ -500,7 +500,7 @@
     <w:r>
       <w:tab/>
       <w:tab/>
-      <w:t>2026-08-29</w:t>
+      <w:t>2026-08-31</w:t>
       <w:br/>
       <w:br/>
     </w:r>

--- a/tillsyn/A 40428-2023 tillsynsbegäran.docx
+++ b/tillsyn/A 40428-2023 tillsynsbegäran.docx
@@ -500,7 +500,7 @@
     <w:r>
       <w:tab/>
       <w:tab/>
-      <w:t>2026-08-31</w:t>
+      <w:t>2026-09-01</w:t>
       <w:br/>
       <w:br/>
     </w:r>

--- a/tillsyn/A 40428-2023 tillsynsbegäran.docx
+++ b/tillsyn/A 40428-2023 tillsynsbegäran.docx
@@ -500,7 +500,7 @@
     <w:r>
       <w:tab/>
       <w:tab/>
-      <w:t>2026-09-01</w:t>
+      <w:t>2026-09-02</w:t>
       <w:br/>
       <w:br/>
     </w:r>

--- a/tillsyn/A 40428-2023 tillsynsbegäran.docx
+++ b/tillsyn/A 40428-2023 tillsynsbegäran.docx
@@ -500,7 +500,7 @@
     <w:r>
       <w:tab/>
       <w:tab/>
-      <w:t>2026-09-02</w:t>
+      <w:t>2026-09-03</w:t>
       <w:br/>
       <w:br/>
     </w:r>

--- a/tillsyn/A 40428-2023 tillsynsbegäran.docx
+++ b/tillsyn/A 40428-2023 tillsynsbegäran.docx
@@ -500,7 +500,7 @@
     <w:r>
       <w:tab/>
       <w:tab/>
-      <w:t>2026-09-03</w:t>
+      <w:t>2026-09-04</w:t>
       <w:br/>
       <w:br/>
     </w:r>

--- a/tillsyn/A 40428-2023 tillsynsbegäran.docx
+++ b/tillsyn/A 40428-2023 tillsynsbegäran.docx
@@ -500,7 +500,7 @@
     <w:r>
       <w:tab/>
       <w:tab/>
-      <w:t>2026-09-04</w:t>
+      <w:t>2026-09-05</w:t>
       <w:br/>
       <w:br/>
     </w:r>

--- a/tillsyn/A 40428-2023 tillsynsbegäran.docx
+++ b/tillsyn/A 40428-2023 tillsynsbegäran.docx
@@ -500,7 +500,7 @@
     <w:r>
       <w:tab/>
       <w:tab/>
-      <w:t>2026-09-05</w:t>
+      <w:t>2026-09-06</w:t>
       <w:br/>
       <w:br/>
     </w:r>

--- a/tillsyn/A 40428-2023 tillsynsbegäran.docx
+++ b/tillsyn/A 40428-2023 tillsynsbegäran.docx
@@ -500,7 +500,7 @@
     <w:r>
       <w:tab/>
       <w:tab/>
-      <w:t>2026-09-06</w:t>
+      <w:t>2026-09-07</w:t>
       <w:br/>
       <w:br/>
     </w:r>

--- a/tillsyn/A 40428-2023 tillsynsbegäran.docx
+++ b/tillsyn/A 40428-2023 tillsynsbegäran.docx
@@ -500,7 +500,7 @@
     <w:r>
       <w:tab/>
       <w:tab/>
-      <w:t>2026-09-07</w:t>
+      <w:t>2026-09-08</w:t>
       <w:br/>
       <w:br/>
     </w:r>

--- a/tillsyn/A 40428-2023 tillsynsbegäran.docx
+++ b/tillsyn/A 40428-2023 tillsynsbegäran.docx
@@ -500,7 +500,7 @@
     <w:r>
       <w:tab/>
       <w:tab/>
-      <w:t>2026-09-08</w:t>
+      <w:t>2026-09-09</w:t>
       <w:br/>
       <w:br/>
     </w:r>

--- a/tillsyn/A 40428-2023 tillsynsbegäran.docx
+++ b/tillsyn/A 40428-2023 tillsynsbegäran.docx
@@ -500,7 +500,7 @@
     <w:r>
       <w:tab/>
       <w:tab/>
-      <w:t>2026-09-09</w:t>
+      <w:t>2026-09-10</w:t>
       <w:br/>
       <w:br/>
     </w:r>

--- a/tillsyn/A 40428-2023 tillsynsbegäran.docx
+++ b/tillsyn/A 40428-2023 tillsynsbegäran.docx
@@ -500,7 +500,7 @@
     <w:r>
       <w:tab/>
       <w:tab/>
-      <w:t>2026-09-10</w:t>
+      <w:t>2026-09-11</w:t>
       <w:br/>
       <w:br/>
     </w:r>

--- a/tillsyn/A 40428-2023 tillsynsbegäran.docx
+++ b/tillsyn/A 40428-2023 tillsynsbegäran.docx
@@ -500,7 +500,7 @@
     <w:r>
       <w:tab/>
       <w:tab/>
-      <w:t>2026-09-11</w:t>
+      <w:t>2026-09-12</w:t>
       <w:br/>
       <w:br/>
     </w:r>
